--- a/fixtures/complex_table/complex_table.docx
+++ b/fixtures/complex_table/complex_table.docx
@@ -7,7 +7,7 @@
         <w:pStyle w:val="Heading1"/>
       </w:pPr>
       <w:r>
-        <w:t>Комплексная таблица</w:t>
+        <w:t>1 Комплексная таблица</w:t>
       </w:r>
     </w:p>
     <w:p>
@@ -1101,6 +1101,11 @@
     <w:name w:val="Normal"/>
     <w:qFormat/>
     <w:rsid w:val="00FC693F"/>
+    <w:rPr>
+      <w:rFonts w:ascii="Times New Roman" w:hAnsi="Times New Roman" w:cs="Times New Roman"/>
+      <w:rFonts w:ascii="Times New Roman" w:hAnsi="Times New Roman"/>
+      <w:sz w:val="28"/>
+    </w:rPr>
   </w:style>
   <w:style w:type="paragraph" w:styleId="Header">
     <w:name w:val="header"/>
@@ -1161,10 +1166,10 @@
       <w:outlineLvl w:val="0"/>
     </w:pPr>
     <w:rPr>
-      <w:rFonts w:asciiTheme="majorHAnsi" w:eastAsiaTheme="majorEastAsia" w:hAnsiTheme="majorHAnsi" w:cstheme="majorBidi"/>
+      <w:rFonts w:asciiTheme="majorHAnsi" w:eastAsiaTheme="majorEastAsia" w:hAnsiTheme="majorHAnsi" w:cstheme="majorBidi" w:ascii="Times New Roman" w:hAnsi="Times New Roman"/>
       <w:b/>
       <w:bCs/>
-      <w:color w:val="365F91" w:themeColor="accent1" w:themeShade="BF"/>
+      <w:color w:val="000000"/>
       <w:sz w:val="28"/>
       <w:szCs w:val="28"/>
     </w:rPr>
@@ -1185,10 +1190,10 @@
       <w:outlineLvl w:val="1"/>
     </w:pPr>
     <w:rPr>
-      <w:rFonts w:asciiTheme="majorHAnsi" w:eastAsiaTheme="majorEastAsia" w:hAnsiTheme="majorHAnsi" w:cstheme="majorBidi"/>
+      <w:rFonts w:asciiTheme="majorHAnsi" w:eastAsiaTheme="majorEastAsia" w:hAnsiTheme="majorHAnsi" w:cstheme="majorBidi" w:ascii="Times New Roman" w:hAnsi="Times New Roman"/>
       <w:b/>
       <w:bCs/>
-      <w:color w:val="4F81BD" w:themeColor="accent1"/>
+      <w:color w:val="000000"/>
       <w:sz w:val="26"/>
       <w:szCs w:val="26"/>
     </w:rPr>
@@ -1209,10 +1214,10 @@
       <w:outlineLvl w:val="2"/>
     </w:pPr>
     <w:rPr>
-      <w:rFonts w:asciiTheme="majorHAnsi" w:eastAsiaTheme="majorEastAsia" w:hAnsiTheme="majorHAnsi" w:cstheme="majorBidi"/>
+      <w:rFonts w:asciiTheme="majorHAnsi" w:eastAsiaTheme="majorEastAsia" w:hAnsiTheme="majorHAnsi" w:cstheme="majorBidi" w:ascii="Times New Roman" w:hAnsi="Times New Roman"/>
       <w:b/>
       <w:bCs/>
-      <w:color w:val="4F81BD" w:themeColor="accent1"/>
+      <w:color w:val="000000"/>
     </w:rPr>
   </w:style>
   <w:style w:type="paragraph" w:styleId="Heading4">
